--- a/data/revised_2026-10_full/outputs/v2/Core_Mathematics/SS2.8_Vectors/Core_Mathematics_Vectors_FinalExplanation.docx
+++ b/data/revised_2026-10_full/outputs/v2/Core_Mathematics/SS2.8_Vectors/Core_Mathematics_Vectors_FinalExplanation.docx
@@ -1957,7 +1957,7 @@
         </w:rPr>
         <w:t xml:space="preserve">© 2026 SeaVuria and ARES. This work is licensed under a </w:t>
       </w:r>
-      <w:hyperlink w:history="1" r:id="rIduurlj2mvvc3kvbiqq4dm9">
+      <w:hyperlink w:history="1" r:id="rIdeh0lwssyo5zq2eu_k8jt4">
         <w:r>
           <w:rPr>
             <w:rFonts w:ascii="Arial" w:cs="Arial" w:eastAsia="Arial" w:hAnsi="Arial"/>
@@ -1977,7 +1977,7 @@
         </w:rPr>
         <w:t xml:space="preserve"> (</w:t>
       </w:r>
-      <w:hyperlink w:history="1" r:id="rId6-5ad0a_xummeyzv_usw9">
+      <w:hyperlink w:history="1" r:id="rIdp8cp-lawj9xho2ylk3jut">
         <w:r>
           <w:rPr>
             <w:rFonts w:ascii="Arial" w:cs="Arial" w:eastAsia="Arial" w:hAnsi="Arial"/>
@@ -1997,7 +1997,7 @@
         </w:rPr>
         <w:t xml:space="preserve">). To view a copy of this license, visit </w:t>
       </w:r>
-      <w:hyperlink w:history="1" r:id="rIdn5jsalx2lif80rm0ck7zx">
+      <w:hyperlink w:history="1" r:id="rIdwgyr2fswush0ijnhhuiz3">
         <w:r>
           <w:rPr>
             <w:rFonts w:ascii="Arial" w:cs="Arial" w:eastAsia="Arial" w:hAnsi="Arial"/>
